--- a/public/igp_template.docx
+++ b/public/igp_template.docx
@@ -302,7 +302,7 @@
           </w:tcPr>
           <w:p>
             <w:r>
-              <w:t>{AllIndicators}</w:t>
+              <w:t>{@AllIndicators}</w:t>
             </w:r>
           </w:p>
         </w:tc>

--- a/public/igp_template.docx
+++ b/public/igp_template.docx
@@ -75,12 +75,9 @@
             <w:vAlign w:val="center"/>
           </w:tcPr>
           <w:p>
-            <w:pPr>
-              <w:jc w:val="center"/>
-              <w:rPr>
-                <w:rFonts w:ascii="華康細圓體" w:eastAsia="華康細圓體" w:hAnsi="華康細圓體"/>
-              </w:rPr>
-            </w:pPr>
+            <w:r>
+              <w:t>{CourseName}</w:t>
+            </w:r>
           </w:p>
         </w:tc>
         <w:tc>
@@ -121,12 +118,9 @@
             <w:vAlign w:val="center"/>
           </w:tcPr>
           <w:p>
-            <w:pPr>
-              <w:jc w:val="center"/>
-              <w:rPr>
-                <w:rFonts w:ascii="華康細圓體" w:eastAsia="華康細圓體" w:hAnsi="華康細圓體"/>
-              </w:rPr>
-            </w:pPr>
+            <w:r>
+              <w:t>{CourseType}</w:t>
+            </w:r>
           </w:p>
         </w:tc>
         <w:tc>
@@ -167,12 +161,9 @@
             <w:vAlign w:val="center"/>
           </w:tcPr>
           <w:p>
-            <w:pPr>
-              <w:jc w:val="center"/>
-              <w:rPr>
-                <w:rFonts w:ascii="華康細圓體" w:eastAsia="華康細圓體" w:hAnsi="華康細圓體"/>
-              </w:rPr>
-            </w:pPr>
+            <w:r>
+              <w:t>{Teacher}</w:t>
+            </w:r>
           </w:p>
         </w:tc>
       </w:tr>
